--- a/klagomål/A 59633-2025 FSC-klagomål.docx
+++ b/klagomål/A 59633-2025 FSC-klagomål.docx
@@ -675,7 +675,7 @@
     <w:r>
       <w:tab/>
       <w:tab/>
-      <w:t>2025-12-02</w:t>
+      <w:t>2025-12-03</w:t>
       <w:br/>
       <w:br/>
     </w:r>

--- a/klagomål/A 59633-2025 FSC-klagomål.docx
+++ b/klagomål/A 59633-2025 FSC-klagomål.docx
@@ -675,7 +675,7 @@
     <w:r>
       <w:tab/>
       <w:tab/>
-      <w:t>2025-12-03</w:t>
+      <w:t>2025-12-04</w:t>
       <w:br/>
       <w:br/>
     </w:r>

--- a/klagomål/A 59633-2025 FSC-klagomål.docx
+++ b/klagomål/A 59633-2025 FSC-klagomål.docx
@@ -675,7 +675,7 @@
     <w:r>
       <w:tab/>
       <w:tab/>
-      <w:t>2025-12-04</w:t>
+      <w:t>2025-12-05</w:t>
       <w:br/>
       <w:br/>
     </w:r>

--- a/klagomål/A 59633-2025 FSC-klagomål.docx
+++ b/klagomål/A 59633-2025 FSC-klagomål.docx
@@ -675,7 +675,7 @@
     <w:r>
       <w:tab/>
       <w:tab/>
-      <w:t>2025-12-05</w:t>
+      <w:t>2025-12-06</w:t>
       <w:br/>
       <w:br/>
     </w:r>

--- a/klagomål/A 59633-2025 FSC-klagomål.docx
+++ b/klagomål/A 59633-2025 FSC-klagomål.docx
@@ -675,7 +675,7 @@
     <w:r>
       <w:tab/>
       <w:tab/>
-      <w:t>2025-12-06</w:t>
+      <w:t>2025-12-07</w:t>
       <w:br/>
       <w:br/>
     </w:r>

--- a/klagomål/A 59633-2025 FSC-klagomål.docx
+++ b/klagomål/A 59633-2025 FSC-klagomål.docx
@@ -675,7 +675,7 @@
     <w:r>
       <w:tab/>
       <w:tab/>
-      <w:t>2025-12-07</w:t>
+      <w:t>2025-12-08</w:t>
       <w:br/>
       <w:br/>
     </w:r>

--- a/klagomål/A 59633-2025 FSC-klagomål.docx
+++ b/klagomål/A 59633-2025 FSC-klagomål.docx
@@ -675,7 +675,7 @@
     <w:r>
       <w:tab/>
       <w:tab/>
-      <w:t>2025-12-08</w:t>
+      <w:t>2025-12-09</w:t>
       <w:br/>
       <w:br/>
     </w:r>

--- a/klagomål/A 59633-2025 FSC-klagomål.docx
+++ b/klagomål/A 59633-2025 FSC-klagomål.docx
@@ -675,7 +675,7 @@
     <w:r>
       <w:tab/>
       <w:tab/>
-      <w:t>2025-12-09</w:t>
+      <w:t>2025-12-10</w:t>
       <w:br/>
       <w:br/>
     </w:r>

--- a/klagomål/A 59633-2025 FSC-klagomål.docx
+++ b/klagomål/A 59633-2025 FSC-klagomål.docx
@@ -675,7 +675,7 @@
     <w:r>
       <w:tab/>
       <w:tab/>
-      <w:t>2025-12-10</w:t>
+      <w:t>2025-12-11</w:t>
       <w:br/>
       <w:br/>
     </w:r>

--- a/klagomål/A 59633-2025 FSC-klagomål.docx
+++ b/klagomål/A 59633-2025 FSC-klagomål.docx
@@ -675,7 +675,7 @@
     <w:r>
       <w:tab/>
       <w:tab/>
-      <w:t>2025-12-11</w:t>
+      <w:t>2025-12-12</w:t>
       <w:br/>
       <w:br/>
     </w:r>

--- a/klagomål/A 59633-2025 FSC-klagomål.docx
+++ b/klagomål/A 59633-2025 FSC-klagomål.docx
@@ -675,7 +675,7 @@
     <w:r>
       <w:tab/>
       <w:tab/>
-      <w:t>2025-12-12</w:t>
+      <w:t>2025-12-13</w:t>
       <w:br/>
       <w:br/>
     </w:r>

--- a/klagomål/A 59633-2025 FSC-klagomål.docx
+++ b/klagomål/A 59633-2025 FSC-klagomål.docx
@@ -675,7 +675,7 @@
     <w:r>
       <w:tab/>
       <w:tab/>
-      <w:t>2025-12-19</w:t>
+      <w:t>2025-12-20</w:t>
       <w:br/>
       <w:br/>
     </w:r>

--- a/klagomål/A 59633-2025 FSC-klagomål.docx
+++ b/klagomål/A 59633-2025 FSC-klagomål.docx
@@ -675,7 +675,7 @@
     <w:r>
       <w:tab/>
       <w:tab/>
-      <w:t>2025-12-20</w:t>
+      <w:t>2025-12-21</w:t>
       <w:br/>
       <w:br/>
     </w:r>

--- a/klagomål/A 59633-2025 FSC-klagomål.docx
+++ b/klagomål/A 59633-2025 FSC-klagomål.docx
@@ -675,7 +675,7 @@
     <w:r>
       <w:tab/>
       <w:tab/>
-      <w:t>2025-12-21</w:t>
+      <w:t>2025-12-22</w:t>
       <w:br/>
       <w:br/>
     </w:r>

--- a/klagomål/A 59633-2025 FSC-klagomål.docx
+++ b/klagomål/A 59633-2025 FSC-klagomål.docx
@@ -675,7 +675,7 @@
     <w:r>
       <w:tab/>
       <w:tab/>
-      <w:t>2025-12-22</w:t>
+      <w:t>2025-12-26</w:t>
       <w:br/>
       <w:br/>
     </w:r>

--- a/klagomål/A 59633-2025 FSC-klagomål.docx
+++ b/klagomål/A 59633-2025 FSC-klagomål.docx
@@ -675,7 +675,7 @@
     <w:r>
       <w:tab/>
       <w:tab/>
-      <w:t>2025-12-26</w:t>
+      <w:t>2025-12-28</w:t>
       <w:br/>
       <w:br/>
     </w:r>

--- a/klagomål/A 59633-2025 FSC-klagomål.docx
+++ b/klagomål/A 59633-2025 FSC-klagomål.docx
@@ -675,7 +675,7 @@
     <w:r>
       <w:tab/>
       <w:tab/>
-      <w:t>2025-12-28</w:t>
+      <w:t>2025-12-29</w:t>
       <w:br/>
       <w:br/>
     </w:r>

--- a/klagomål/A 59633-2025 FSC-klagomål.docx
+++ b/klagomål/A 59633-2025 FSC-klagomål.docx
@@ -675,7 +675,7 @@
     <w:r>
       <w:tab/>
       <w:tab/>
-      <w:t>2025-12-29</w:t>
+      <w:t>2025-12-30</w:t>
       <w:br/>
       <w:br/>
     </w:r>

--- a/klagomål/A 59633-2025 FSC-klagomål.docx
+++ b/klagomål/A 59633-2025 FSC-klagomål.docx
@@ -675,7 +675,7 @@
     <w:r>
       <w:tab/>
       <w:tab/>
-      <w:t>2025-12-30</w:t>
+      <w:t>2025-12-31</w:t>
       <w:br/>
       <w:br/>
     </w:r>

--- a/klagomål/A 59633-2025 FSC-klagomål.docx
+++ b/klagomål/A 59633-2025 FSC-klagomål.docx
@@ -675,7 +675,7 @@
     <w:r>
       <w:tab/>
       <w:tab/>
-      <w:t>2025-12-31</w:t>
+      <w:t>2026-01-03</w:t>
       <w:br/>
       <w:br/>
     </w:r>

--- a/klagomål/A 59633-2025 FSC-klagomål.docx
+++ b/klagomål/A 59633-2025 FSC-klagomål.docx
@@ -675,7 +675,7 @@
     <w:r>
       <w:tab/>
       <w:tab/>
-      <w:t>2026-01-07</w:t>
+      <w:t>2026-01-08</w:t>
       <w:br/>
       <w:br/>
     </w:r>

--- a/klagomål/A 59633-2025 FSC-klagomål.docx
+++ b/klagomål/A 59633-2025 FSC-klagomål.docx
@@ -675,7 +675,7 @@
     <w:r>
       <w:tab/>
       <w:tab/>
-      <w:t>2026-01-08</w:t>
+      <w:t>2026-01-09</w:t>
       <w:br/>
       <w:br/>
     </w:r>

--- a/klagomål/A 59633-2025 FSC-klagomål.docx
+++ b/klagomål/A 59633-2025 FSC-klagomål.docx
@@ -675,7 +675,7 @@
     <w:r>
       <w:tab/>
       <w:tab/>
-      <w:t>2026-01-09</w:t>
+      <w:t>2026-01-10</w:t>
       <w:br/>
       <w:br/>
     </w:r>

--- a/klagomål/A 59633-2025 FSC-klagomål.docx
+++ b/klagomål/A 59633-2025 FSC-klagomål.docx
@@ -675,7 +675,7 @@
     <w:r>
       <w:tab/>
       <w:tab/>
-      <w:t>2026-01-10</w:t>
+      <w:t>2026-01-11</w:t>
       <w:br/>
       <w:br/>
     </w:r>

--- a/klagomål/A 59633-2025 FSC-klagomål.docx
+++ b/klagomål/A 59633-2025 FSC-klagomål.docx
@@ -675,7 +675,7 @@
     <w:r>
       <w:tab/>
       <w:tab/>
-      <w:t>2026-01-11</w:t>
+      <w:t>2026-01-12</w:t>
       <w:br/>
       <w:br/>
     </w:r>

--- a/klagomål/A 59633-2025 FSC-klagomål.docx
+++ b/klagomål/A 59633-2025 FSC-klagomål.docx
@@ -675,7 +675,7 @@
     <w:r>
       <w:tab/>
       <w:tab/>
-      <w:t>2026-01-12</w:t>
+      <w:t>2026-01-13</w:t>
       <w:br/>
       <w:br/>
     </w:r>

--- a/klagomål/A 59633-2025 FSC-klagomål.docx
+++ b/klagomål/A 59633-2025 FSC-klagomål.docx
@@ -675,7 +675,7 @@
     <w:r>
       <w:tab/>
       <w:tab/>
-      <w:t>2026-01-13</w:t>
+      <w:t>2026-01-14</w:t>
       <w:br/>
       <w:br/>
     </w:r>

--- a/klagomål/A 59633-2025 FSC-klagomål.docx
+++ b/klagomål/A 59633-2025 FSC-klagomål.docx
@@ -675,7 +675,7 @@
     <w:r>
       <w:tab/>
       <w:tab/>
-      <w:t>2026-01-14</w:t>
+      <w:t>2026-01-15</w:t>
       <w:br/>
       <w:br/>
     </w:r>

--- a/klagomål/A 59633-2025 FSC-klagomål.docx
+++ b/klagomål/A 59633-2025 FSC-klagomål.docx
@@ -675,7 +675,7 @@
     <w:r>
       <w:tab/>
       <w:tab/>
-      <w:t>2026-01-15</w:t>
+      <w:t>2026-01-16</w:t>
       <w:br/>
       <w:br/>
     </w:r>

--- a/klagomål/A 59633-2025 FSC-klagomål.docx
+++ b/klagomål/A 59633-2025 FSC-klagomål.docx
@@ -675,7 +675,7 @@
     <w:r>
       <w:tab/>
       <w:tab/>
-      <w:t>2026-01-16</w:t>
+      <w:t>2026-01-17</w:t>
       <w:br/>
       <w:br/>
     </w:r>

--- a/klagomål/A 59633-2025 FSC-klagomål.docx
+++ b/klagomål/A 59633-2025 FSC-klagomål.docx
@@ -675,7 +675,7 @@
     <w:r>
       <w:tab/>
       <w:tab/>
-      <w:t>2026-01-17</w:t>
+      <w:t>2026-01-18</w:t>
       <w:br/>
       <w:br/>
     </w:r>

--- a/klagomål/A 59633-2025 FSC-klagomål.docx
+++ b/klagomål/A 59633-2025 FSC-klagomål.docx
@@ -675,7 +675,7 @@
     <w:r>
       <w:tab/>
       <w:tab/>
-      <w:t>2026-01-18</w:t>
+      <w:t>2026-01-19</w:t>
       <w:br/>
       <w:br/>
     </w:r>

--- a/klagomål/A 59633-2025 FSC-klagomål.docx
+++ b/klagomål/A 59633-2025 FSC-klagomål.docx
@@ -675,7 +675,7 @@
     <w:r>
       <w:tab/>
       <w:tab/>
-      <w:t>2026-01-19</w:t>
+      <w:t>2026-01-20</w:t>
       <w:br/>
       <w:br/>
     </w:r>

--- a/klagomål/A 59633-2025 FSC-klagomål.docx
+++ b/klagomål/A 59633-2025 FSC-klagomål.docx
@@ -675,7 +675,7 @@
     <w:r>
       <w:tab/>
       <w:tab/>
-      <w:t>2026-01-20</w:t>
+      <w:t>2026-01-21</w:t>
       <w:br/>
       <w:br/>
     </w:r>

--- a/klagomål/A 59633-2025 FSC-klagomål.docx
+++ b/klagomål/A 59633-2025 FSC-klagomål.docx
@@ -675,7 +675,7 @@
     <w:r>
       <w:tab/>
       <w:tab/>
-      <w:t>2026-01-21</w:t>
+      <w:t>2026-01-23</w:t>
       <w:br/>
       <w:br/>
     </w:r>

--- a/klagomål/A 59633-2025 FSC-klagomål.docx
+++ b/klagomål/A 59633-2025 FSC-klagomål.docx
@@ -675,7 +675,7 @@
     <w:r>
       <w:tab/>
       <w:tab/>
-      <w:t>2026-01-23</w:t>
+      <w:t>2026-01-24</w:t>
       <w:br/>
       <w:br/>
     </w:r>

--- a/klagomål/A 59633-2025 FSC-klagomål.docx
+++ b/klagomål/A 59633-2025 FSC-klagomål.docx
@@ -675,7 +675,7 @@
     <w:r>
       <w:tab/>
       <w:tab/>
-      <w:t>2026-01-24</w:t>
+      <w:t>2026-01-25</w:t>
       <w:br/>
       <w:br/>
     </w:r>

--- a/klagomål/A 59633-2025 FSC-klagomål.docx
+++ b/klagomål/A 59633-2025 FSC-klagomål.docx
@@ -675,7 +675,7 @@
     <w:r>
       <w:tab/>
       <w:tab/>
-      <w:t>2026-01-25</w:t>
+      <w:t>2026-01-26</w:t>
       <w:br/>
       <w:br/>
     </w:r>

--- a/klagomål/A 59633-2025 FSC-klagomål.docx
+++ b/klagomål/A 59633-2025 FSC-klagomål.docx
@@ -675,7 +675,7 @@
     <w:r>
       <w:tab/>
       <w:tab/>
-      <w:t>2026-01-26</w:t>
+      <w:t>2026-01-27</w:t>
       <w:br/>
       <w:br/>
     </w:r>

--- a/klagomål/A 59633-2025 FSC-klagomål.docx
+++ b/klagomål/A 59633-2025 FSC-klagomål.docx
@@ -675,7 +675,7 @@
     <w:r>
       <w:tab/>
       <w:tab/>
-      <w:t>2026-01-27</w:t>
+      <w:t>2026-01-28</w:t>
       <w:br/>
       <w:br/>
     </w:r>

--- a/klagomål/A 59633-2025 FSC-klagomål.docx
+++ b/klagomål/A 59633-2025 FSC-klagomål.docx
@@ -112,7 +112,7 @@
         <w:pStyle w:val="ListBullet"/>
       </w:pPr>
       <w:r>
-        <w:t>Om ett ombud (tex Norra skog eller Mellanskog) avverkningsanmäler en skog med naturvärden motsvarande nyckelbiotops kvalité men markägaren inte är FSC certifierad, bör du skicka in ett FSC kontrollerat virke klagomål. Då ska klagomålet skickas till ombudsföretaget.</w:t>
+        <w:t>Om ett ombud (tex Norra skog eller Mellanskog) avverkningsanmäler en skog med naturvärden motsvarande nyckelbiotops kvalitet men markägaren inte är FSC certifierad, bör du skicka in ett FSC kontrollerat virke klagomål. Då ska klagomålet skickas till ombudsföretaget.</w:t>
       </w:r>
     </w:p>
     <w:p>
@@ -254,7 +254,16 @@
         <w:t>Tibast</w:t>
       </w:r>
       <w:r>
-        <w:t xml:space="preserve"> är en kalkgynnad buske som växer på mullrik, frisk eller svagt fuktig mark, exempelvis i gamla kalkgranskogar, lövträdslundar, varma källpåverkade sluttningar och exklusiva biotoper kopplade till vattendrag. Förekomster i gammal skog visar på höga naturvärden och bör alltid noteras i samband med naturvärdesinventeringar. Tibast är värdväxt för de två fjärilsarterna större tibastmal och brun tibastmal (CR) (SLU Artdatabanken, 2024; Nitare &amp; Skogsstyrelsen, 2019).</w:t>
+        <w:t xml:space="preserve"> är en kalkgynnad buske som växer på mullrik, frisk eller svagt fuktig mark, exempelvis i gamla kalkgranskogar, lövträdslundar, varma källpåverkade sluttningar och exklusiva biotoper kopplade till vattendrag. Förekomster i gammal skog visar på höga naturvärden och bör alltid noteras i samband med naturvärdesinventeringar. Tibast är typisk art för </w:t>
+      </w:r>
+      <w:r>
+        <w:rPr>
+          <w:i/>
+        </w:rPr>
+        <w:t>9050 Näringsrik granskog</w:t>
+      </w:r>
+      <w:r>
+        <w:t xml:space="preserve"> och värdväxt för de två fjärilsarterna större tibastmal och brun tibastmal (CR) (SLU Artdatabanken, 2024; Nitare &amp; Skogsstyrelsen, 2019).</w:t>
       </w:r>
     </w:p>
     <w:p>
@@ -268,6 +277,35 @@
     <w:p>
       <w:r>
         <w:t>Följande fridlysta arter har sina livsmiljöer och växtplatser i den avverkningsanmälda skogen: blåsippa (§9).</w:t>
+      </w:r>
+    </w:p>
+    <w:p>
+      <w:r>
+        <w:rPr>
+          <w:b/>
+        </w:rPr>
+        <w:t>Blåsippa (§9)</w:t>
+      </w:r>
+      <w:r>
+        <w:t xml:space="preserve"> är typisk art för </w:t>
+      </w:r>
+      <w:r>
+        <w:rPr>
+          <w:i/>
+        </w:rPr>
+        <w:t>9050 Näringsrik granskog, 9020 Nordlig ädellövskog</w:t>
+      </w:r>
+      <w:r>
+        <w:t xml:space="preserve"> och </w:t>
+      </w:r>
+      <w:r>
+        <w:rPr>
+          <w:i/>
+        </w:rPr>
+        <w:t>8240 Karsthällmarker</w:t>
+      </w:r>
+      <w:r>
+        <w:t xml:space="preserve"> (SLU Artdatabanken, 2025).</w:t>
       </w:r>
     </w:p>
     <w:p>
@@ -675,7 +713,7 @@
     <w:r>
       <w:tab/>
       <w:tab/>
-      <w:t>2026-01-28</w:t>
+      <w:t>2026-01-29</w:t>
       <w:br/>
       <w:br/>
     </w:r>

--- a/klagomål/A 59633-2025 FSC-klagomål.docx
+++ b/klagomål/A 59633-2025 FSC-klagomål.docx
@@ -713,7 +713,7 @@
     <w:r>
       <w:tab/>
       <w:tab/>
-      <w:t>2026-01-29</w:t>
+      <w:t>2026-01-30</w:t>
       <w:br/>
       <w:br/>
     </w:r>

--- a/klagomål/A 59633-2025 FSC-klagomål.docx
+++ b/klagomål/A 59633-2025 FSC-klagomål.docx
@@ -713,7 +713,7 @@
     <w:r>
       <w:tab/>
       <w:tab/>
-      <w:t>2026-01-30</w:t>
+      <w:t>2026-01-31</w:t>
       <w:br/>
       <w:br/>
     </w:r>

--- a/klagomål/A 59633-2025 FSC-klagomål.docx
+++ b/klagomål/A 59633-2025 FSC-klagomål.docx
@@ -713,7 +713,7 @@
     <w:r>
       <w:tab/>
       <w:tab/>
-      <w:t>2026-02-28</w:t>
+      <w:t>2026-03-01</w:t>
       <w:br/>
       <w:br/>
     </w:r>

--- a/klagomål/A 59633-2025 FSC-klagomål.docx
+++ b/klagomål/A 59633-2025 FSC-klagomål.docx
@@ -713,7 +713,7 @@
     <w:r>
       <w:tab/>
       <w:tab/>
-      <w:t>2026-03-01</w:t>
+      <w:t>2026-03-02</w:t>
       <w:br/>
       <w:br/>
     </w:r>

--- a/klagomål/A 59633-2025 FSC-klagomål.docx
+++ b/klagomål/A 59633-2025 FSC-klagomål.docx
@@ -713,7 +713,7 @@
     <w:r>
       <w:tab/>
       <w:tab/>
-      <w:t>2026-03-02</w:t>
+      <w:t>2026-03-03</w:t>
       <w:br/>
       <w:br/>
     </w:r>

--- a/klagomål/A 59633-2025 FSC-klagomål.docx
+++ b/klagomål/A 59633-2025 FSC-klagomål.docx
@@ -713,7 +713,7 @@
     <w:r>
       <w:tab/>
       <w:tab/>
-      <w:t>2026-03-03</w:t>
+      <w:t>2026-03-04</w:t>
       <w:br/>
       <w:br/>
     </w:r>

--- a/klagomål/A 59633-2025 FSC-klagomål.docx
+++ b/klagomål/A 59633-2025 FSC-klagomål.docx
@@ -713,7 +713,7 @@
     <w:r>
       <w:tab/>
       <w:tab/>
-      <w:t>2026-03-04</w:t>
+      <w:t>2026-03-05</w:t>
       <w:br/>
       <w:br/>
     </w:r>

--- a/klagomål/A 59633-2025 FSC-klagomål.docx
+++ b/klagomål/A 59633-2025 FSC-klagomål.docx
@@ -713,7 +713,7 @@
     <w:r>
       <w:tab/>
       <w:tab/>
-      <w:t>2026-03-05</w:t>
+      <w:t>2026-03-06</w:t>
       <w:br/>
       <w:br/>
     </w:r>

--- a/klagomål/A 59633-2025 FSC-klagomål.docx
+++ b/klagomål/A 59633-2025 FSC-klagomål.docx
@@ -713,7 +713,7 @@
     <w:r>
       <w:tab/>
       <w:tab/>
-      <w:t>2026-03-06</w:t>
+      <w:t>2026-03-07</w:t>
       <w:br/>
       <w:br/>
     </w:r>

--- a/klagomål/A 59633-2025 FSC-klagomål.docx
+++ b/klagomål/A 59633-2025 FSC-klagomål.docx
@@ -713,7 +713,7 @@
     <w:r>
       <w:tab/>
       <w:tab/>
-      <w:t>2026-03-07</w:t>
+      <w:t>2026-03-08</w:t>
       <w:br/>
       <w:br/>
     </w:r>

--- a/klagomål/A 59633-2025 FSC-klagomål.docx
+++ b/klagomål/A 59633-2025 FSC-klagomål.docx
@@ -713,7 +713,7 @@
     <w:r>
       <w:tab/>
       <w:tab/>
-      <w:t>2026-03-08</w:t>
+      <w:t>2026-03-09</w:t>
       <w:br/>
       <w:br/>
     </w:r>

--- a/klagomål/A 59633-2025 FSC-klagomål.docx
+++ b/klagomål/A 59633-2025 FSC-klagomål.docx
@@ -713,7 +713,7 @@
     <w:r>
       <w:tab/>
       <w:tab/>
-      <w:t>2026-03-09</w:t>
+      <w:t>2026-03-10</w:t>
       <w:br/>
       <w:br/>
     </w:r>

--- a/klagomål/A 59633-2025 FSC-klagomål.docx
+++ b/klagomål/A 59633-2025 FSC-klagomål.docx
@@ -713,7 +713,7 @@
     <w:r>
       <w:tab/>
       <w:tab/>
-      <w:t>2026-03-10</w:t>
+      <w:t>2026-03-11</w:t>
       <w:br/>
       <w:br/>
     </w:r>

--- a/klagomål/A 59633-2025 FSC-klagomål.docx
+++ b/klagomål/A 59633-2025 FSC-klagomål.docx
@@ -713,7 +713,7 @@
     <w:r>
       <w:tab/>
       <w:tab/>
-      <w:t>2026-03-11</w:t>
+      <w:t>2026-03-12</w:t>
       <w:br/>
       <w:br/>
     </w:r>

--- a/klagomål/A 59633-2025 FSC-klagomål.docx
+++ b/klagomål/A 59633-2025 FSC-klagomål.docx
@@ -713,7 +713,7 @@
     <w:r>
       <w:tab/>
       <w:tab/>
-      <w:t>2026-03-12</w:t>
+      <w:t>2026-03-13</w:t>
       <w:br/>
       <w:br/>
     </w:r>

--- a/klagomål/A 59633-2025 FSC-klagomål.docx
+++ b/klagomål/A 59633-2025 FSC-klagomål.docx
@@ -713,7 +713,7 @@
     <w:r>
       <w:tab/>
       <w:tab/>
-      <w:t>2026-03-13</w:t>
+      <w:t>2026-03-16</w:t>
       <w:br/>
       <w:br/>
     </w:r>

--- a/klagomål/A 59633-2025 FSC-klagomål.docx
+++ b/klagomål/A 59633-2025 FSC-klagomål.docx
@@ -713,7 +713,7 @@
     <w:r>
       <w:tab/>
       <w:tab/>
-      <w:t>2026-03-16</w:t>
+      <w:t>2026-03-17</w:t>
       <w:br/>
       <w:br/>
     </w:r>

--- a/klagomål/A 59633-2025 FSC-klagomål.docx
+++ b/klagomål/A 59633-2025 FSC-klagomål.docx
@@ -713,7 +713,7 @@
     <w:r>
       <w:tab/>
       <w:tab/>
-      <w:t>2026-03-17</w:t>
+      <w:t>2026-03-18</w:t>
       <w:br/>
       <w:br/>
     </w:r>

--- a/klagomål/A 59633-2025 FSC-klagomål.docx
+++ b/klagomål/A 59633-2025 FSC-klagomål.docx
@@ -713,7 +713,7 @@
     <w:r>
       <w:tab/>
       <w:tab/>
-      <w:t>2026-03-18</w:t>
+      <w:t>2026-03-19</w:t>
       <w:br/>
       <w:br/>
     </w:r>

--- a/klagomål/A 59633-2025 FSC-klagomål.docx
+++ b/klagomål/A 59633-2025 FSC-klagomål.docx
@@ -713,7 +713,7 @@
     <w:r>
       <w:tab/>
       <w:tab/>
-      <w:t>2026-03-19</w:t>
+      <w:t>2026-03-20</w:t>
       <w:br/>
       <w:br/>
     </w:r>

--- a/klagomål/A 59633-2025 FSC-klagomål.docx
+++ b/klagomål/A 59633-2025 FSC-klagomål.docx
@@ -713,7 +713,7 @@
     <w:r>
       <w:tab/>
       <w:tab/>
-      <w:t>2026-03-20</w:t>
+      <w:t>2026-03-21</w:t>
       <w:br/>
       <w:br/>
     </w:r>

--- a/klagomål/A 59633-2025 FSC-klagomål.docx
+++ b/klagomål/A 59633-2025 FSC-klagomål.docx
@@ -713,7 +713,7 @@
     <w:r>
       <w:tab/>
       <w:tab/>
-      <w:t>2026-03-21</w:t>
+      <w:t>2026-03-22</w:t>
       <w:br/>
       <w:br/>
     </w:r>

--- a/klagomål/A 59633-2025 FSC-klagomål.docx
+++ b/klagomål/A 59633-2025 FSC-klagomål.docx
@@ -713,7 +713,7 @@
     <w:r>
       <w:tab/>
       <w:tab/>
-      <w:t>2026-03-22</w:t>
+      <w:t>2026-03-23</w:t>
       <w:br/>
       <w:br/>
     </w:r>

--- a/klagomål/A 59633-2025 FSC-klagomål.docx
+++ b/klagomål/A 59633-2025 FSC-klagomål.docx
@@ -713,7 +713,7 @@
     <w:r>
       <w:tab/>
       <w:tab/>
-      <w:t>2026-03-23</w:t>
+      <w:t>2026-03-24</w:t>
       <w:br/>
       <w:br/>
     </w:r>

--- a/klagomål/A 59633-2025 FSC-klagomål.docx
+++ b/klagomål/A 59633-2025 FSC-klagomål.docx
@@ -713,7 +713,7 @@
     <w:r>
       <w:tab/>
       <w:tab/>
-      <w:t>2026-03-24</w:t>
+      <w:t>2026-03-25</w:t>
       <w:br/>
       <w:br/>
     </w:r>

--- a/klagomål/A 59633-2025 FSC-klagomål.docx
+++ b/klagomål/A 59633-2025 FSC-klagomål.docx
@@ -713,7 +713,7 @@
     <w:r>
       <w:tab/>
       <w:tab/>
-      <w:t>2026-03-25</w:t>
+      <w:t>2026-03-26</w:t>
       <w:br/>
       <w:br/>
     </w:r>

--- a/klagomål/A 59633-2025 FSC-klagomål.docx
+++ b/klagomål/A 59633-2025 FSC-klagomål.docx
@@ -713,7 +713,7 @@
     <w:r>
       <w:tab/>
       <w:tab/>
-      <w:t>2026-03-26</w:t>
+      <w:t>2026-03-27</w:t>
       <w:br/>
       <w:br/>
     </w:r>

--- a/klagomål/A 59633-2025 FSC-klagomål.docx
+++ b/klagomål/A 59633-2025 FSC-klagomål.docx
@@ -713,7 +713,7 @@
     <w:r>
       <w:tab/>
       <w:tab/>
-      <w:t>2026-03-27</w:t>
+      <w:t>2026-03-28</w:t>
       <w:br/>
       <w:br/>
     </w:r>

--- a/klagomål/A 59633-2025 FSC-klagomål.docx
+++ b/klagomål/A 59633-2025 FSC-klagomål.docx
@@ -713,7 +713,7 @@
     <w:r>
       <w:tab/>
       <w:tab/>
-      <w:t>2026-03-28</w:t>
+      <w:t>2026-03-29</w:t>
       <w:br/>
       <w:br/>
     </w:r>

--- a/klagomål/A 59633-2025 FSC-klagomål.docx
+++ b/klagomål/A 59633-2025 FSC-klagomål.docx
@@ -713,7 +713,7 @@
     <w:r>
       <w:tab/>
       <w:tab/>
-      <w:t>2026-03-29</w:t>
+      <w:t>2026-03-30</w:t>
       <w:br/>
       <w:br/>
     </w:r>

--- a/klagomål/A 59633-2025 FSC-klagomål.docx
+++ b/klagomål/A 59633-2025 FSC-klagomål.docx
@@ -713,7 +713,7 @@
     <w:r>
       <w:tab/>
       <w:tab/>
-      <w:t>2026-03-30</w:t>
+      <w:t>2026-03-31</w:t>
       <w:br/>
       <w:br/>
     </w:r>

--- a/klagomål/A 59633-2025 FSC-klagomål.docx
+++ b/klagomål/A 59633-2025 FSC-klagomål.docx
@@ -713,7 +713,7 @@
     <w:r>
       <w:tab/>
       <w:tab/>
-      <w:t>2026-03-31</w:t>
+      <w:t>2026-04-01</w:t>
       <w:br/>
       <w:br/>
     </w:r>

--- a/klagomål/A 59633-2025 FSC-klagomål.docx
+++ b/klagomål/A 59633-2025 FSC-klagomål.docx
@@ -713,7 +713,7 @@
     <w:r>
       <w:tab/>
       <w:tab/>
-      <w:t>2026-04-01</w:t>
+      <w:t>2026-04-02</w:t>
       <w:br/>
       <w:br/>
     </w:r>

--- a/klagomål/A 59633-2025 FSC-klagomål.docx
+++ b/klagomål/A 59633-2025 FSC-klagomål.docx
@@ -713,7 +713,7 @@
     <w:r>
       <w:tab/>
       <w:tab/>
-      <w:t>2026-04-02</w:t>
+      <w:t>2026-04-03</w:t>
       <w:br/>
       <w:br/>
     </w:r>

--- a/klagomål/A 59633-2025 FSC-klagomål.docx
+++ b/klagomål/A 59633-2025 FSC-klagomål.docx
@@ -713,7 +713,7 @@
     <w:r>
       <w:tab/>
       <w:tab/>
-      <w:t>2026-04-03</w:t>
+      <w:t>2026-04-04</w:t>
       <w:br/>
       <w:br/>
     </w:r>

--- a/klagomål/A 59633-2025 FSC-klagomål.docx
+++ b/klagomål/A 59633-2025 FSC-klagomål.docx
@@ -713,7 +713,7 @@
     <w:r>
       <w:tab/>
       <w:tab/>
-      <w:t>2026-04-04</w:t>
+      <w:t>2026-04-05</w:t>
       <w:br/>
       <w:br/>
     </w:r>

--- a/klagomål/A 59633-2025 FSC-klagomål.docx
+++ b/klagomål/A 59633-2025 FSC-klagomål.docx
@@ -713,7 +713,7 @@
     <w:r>
       <w:tab/>
       <w:tab/>
-      <w:t>2026-04-05</w:t>
+      <w:t>2026-04-06</w:t>
       <w:br/>
       <w:br/>
     </w:r>

--- a/klagomål/A 59633-2025 FSC-klagomål.docx
+++ b/klagomål/A 59633-2025 FSC-klagomål.docx
@@ -713,7 +713,7 @@
     <w:r>
       <w:tab/>
       <w:tab/>
-      <w:t>2026-04-06</w:t>
+      <w:t>2026-04-07</w:t>
       <w:br/>
       <w:br/>
     </w:r>

--- a/klagomål/A 59633-2025 FSC-klagomål.docx
+++ b/klagomål/A 59633-2025 FSC-klagomål.docx
@@ -713,7 +713,7 @@
     <w:r>
       <w:tab/>
       <w:tab/>
-      <w:t>2026-04-07</w:t>
+      <w:t>2026-04-08</w:t>
       <w:br/>
       <w:br/>
     </w:r>

--- a/klagomål/A 59633-2025 FSC-klagomål.docx
+++ b/klagomål/A 59633-2025 FSC-klagomål.docx
@@ -713,7 +713,7 @@
     <w:r>
       <w:tab/>
       <w:tab/>
-      <w:t>2026-04-08</w:t>
+      <w:t>2026-04-09</w:t>
       <w:br/>
       <w:br/>
     </w:r>

--- a/klagomål/A 59633-2025 FSC-klagomål.docx
+++ b/klagomål/A 59633-2025 FSC-klagomål.docx
@@ -713,7 +713,7 @@
     <w:r>
       <w:tab/>
       <w:tab/>
-      <w:t>2026-04-09</w:t>
+      <w:t>2026-04-10</w:t>
       <w:br/>
       <w:br/>
     </w:r>

--- a/klagomål/A 59633-2025 FSC-klagomål.docx
+++ b/klagomål/A 59633-2025 FSC-klagomål.docx
@@ -713,7 +713,7 @@
     <w:r>
       <w:tab/>
       <w:tab/>
-      <w:t>2026-04-10</w:t>
+      <w:t>2026-04-11</w:t>
       <w:br/>
       <w:br/>
     </w:r>

--- a/klagomål/A 59633-2025 FSC-klagomål.docx
+++ b/klagomål/A 59633-2025 FSC-klagomål.docx
@@ -713,7 +713,7 @@
     <w:r>
       <w:tab/>
       <w:tab/>
-      <w:t>2026-04-14</w:t>
+      <w:t>2026-04-15</w:t>
       <w:br/>
       <w:br/>
     </w:r>

--- a/klagomål/A 59633-2025 FSC-klagomål.docx
+++ b/klagomål/A 59633-2025 FSC-klagomål.docx
@@ -713,7 +713,7 @@
     <w:r>
       <w:tab/>
       <w:tab/>
-      <w:t>2026-04-15</w:t>
+      <w:t>2026-04-16</w:t>
       <w:br/>
       <w:br/>
     </w:r>

--- a/klagomål/A 59633-2025 FSC-klagomål.docx
+++ b/klagomål/A 59633-2025 FSC-klagomål.docx
@@ -713,7 +713,7 @@
     <w:r>
       <w:tab/>
       <w:tab/>
-      <w:t>2026-04-16</w:t>
+      <w:t>2026-04-17</w:t>
       <w:br/>
       <w:br/>
     </w:r>

--- a/klagomål/A 59633-2025 FSC-klagomål.docx
+++ b/klagomål/A 59633-2025 FSC-klagomål.docx
@@ -713,7 +713,7 @@
     <w:r>
       <w:tab/>
       <w:tab/>
-      <w:t>2026-04-17</w:t>
+      <w:t>2026-04-18</w:t>
       <w:br/>
       <w:br/>
     </w:r>

--- a/klagomål/A 59633-2025 FSC-klagomål.docx
+++ b/klagomål/A 59633-2025 FSC-klagomål.docx
@@ -713,7 +713,7 @@
     <w:r>
       <w:tab/>
       <w:tab/>
-      <w:t>2026-04-18</w:t>
+      <w:t>2026-04-19</w:t>
       <w:br/>
       <w:br/>
     </w:r>

--- a/klagomål/A 59633-2025 FSC-klagomål.docx
+++ b/klagomål/A 59633-2025 FSC-klagomål.docx
@@ -713,7 +713,7 @@
     <w:r>
       <w:tab/>
       <w:tab/>
-      <w:t>2026-04-19</w:t>
+      <w:t>2026-04-20</w:t>
       <w:br/>
       <w:br/>
     </w:r>

--- a/klagomål/A 59633-2025 FSC-klagomål.docx
+++ b/klagomål/A 59633-2025 FSC-klagomål.docx
@@ -713,7 +713,7 @@
     <w:r>
       <w:tab/>
       <w:tab/>
-      <w:t>2026-04-20</w:t>
+      <w:t>2026-04-21</w:t>
       <w:br/>
       <w:br/>
     </w:r>

--- a/klagomål/A 59633-2025 FSC-klagomål.docx
+++ b/klagomål/A 59633-2025 FSC-klagomål.docx
@@ -713,7 +713,7 @@
     <w:r>
       <w:tab/>
       <w:tab/>
-      <w:t>2026-04-21</w:t>
+      <w:t>2026-04-22</w:t>
       <w:br/>
       <w:br/>
     </w:r>

--- a/klagomål/A 59633-2025 FSC-klagomål.docx
+++ b/klagomål/A 59633-2025 FSC-klagomål.docx
@@ -713,7 +713,7 @@
     <w:r>
       <w:tab/>
       <w:tab/>
-      <w:t>2026-04-22</w:t>
+      <w:t>2026-04-23</w:t>
       <w:br/>
       <w:br/>
     </w:r>

--- a/klagomål/A 59633-2025 FSC-klagomål.docx
+++ b/klagomål/A 59633-2025 FSC-klagomål.docx
@@ -713,7 +713,7 @@
     <w:r>
       <w:tab/>
       <w:tab/>
-      <w:t>2026-04-23</w:t>
+      <w:t>2026-04-24</w:t>
       <w:br/>
       <w:br/>
     </w:r>

--- a/klagomål/A 59633-2025 FSC-klagomål.docx
+++ b/klagomål/A 59633-2025 FSC-klagomål.docx
@@ -713,7 +713,7 @@
     <w:r>
       <w:tab/>
       <w:tab/>
-      <w:t>2026-04-24</w:t>
+      <w:t>2026-04-25</w:t>
       <w:br/>
       <w:br/>
     </w:r>

--- a/klagomål/A 59633-2025 FSC-klagomål.docx
+++ b/klagomål/A 59633-2025 FSC-klagomål.docx
@@ -713,7 +713,7 @@
     <w:r>
       <w:tab/>
       <w:tab/>
-      <w:t>2026-04-25</w:t>
+      <w:t>2026-04-26</w:t>
       <w:br/>
       <w:br/>
     </w:r>

--- a/klagomål/A 59633-2025 FSC-klagomål.docx
+++ b/klagomål/A 59633-2025 FSC-klagomål.docx
@@ -713,7 +713,7 @@
     <w:r>
       <w:tab/>
       <w:tab/>
-      <w:t>2026-04-26</w:t>
+      <w:t>2026-04-27</w:t>
       <w:br/>
       <w:br/>
     </w:r>

--- a/klagomål/A 59633-2025 FSC-klagomål.docx
+++ b/klagomål/A 59633-2025 FSC-klagomål.docx
@@ -713,7 +713,7 @@
     <w:r>
       <w:tab/>
       <w:tab/>
-      <w:t>2026-04-27</w:t>
+      <w:t>2026-04-28</w:t>
       <w:br/>
       <w:br/>
     </w:r>

--- a/klagomål/A 59633-2025 FSC-klagomål.docx
+++ b/klagomål/A 59633-2025 FSC-klagomål.docx
@@ -713,7 +713,7 @@
     <w:r>
       <w:tab/>
       <w:tab/>
-      <w:t>2026-04-28</w:t>
+      <w:t>2026-04-29</w:t>
       <w:br/>
       <w:br/>
     </w:r>

--- a/klagomål/A 59633-2025 FSC-klagomål.docx
+++ b/klagomål/A 59633-2025 FSC-klagomål.docx
@@ -713,7 +713,7 @@
     <w:r>
       <w:tab/>
       <w:tab/>
-      <w:t>2026-04-29</w:t>
+      <w:t>2026-04-30</w:t>
       <w:br/>
       <w:br/>
     </w:r>

--- a/klagomål/A 59633-2025 FSC-klagomål.docx
+++ b/klagomål/A 59633-2025 FSC-klagomål.docx
@@ -713,7 +713,7 @@
     <w:r>
       <w:tab/>
       <w:tab/>
-      <w:t>2026-04-30</w:t>
+      <w:t>2026-05-01</w:t>
       <w:br/>
       <w:br/>
     </w:r>

--- a/klagomål/A 59633-2025 FSC-klagomål.docx
+++ b/klagomål/A 59633-2025 FSC-klagomål.docx
@@ -713,7 +713,7 @@
     <w:r>
       <w:tab/>
       <w:tab/>
-      <w:t>2026-05-01</w:t>
+      <w:t>2026-05-02</w:t>
       <w:br/>
       <w:br/>
     </w:r>

--- a/klagomål/A 59633-2025 FSC-klagomål.docx
+++ b/klagomål/A 59633-2025 FSC-klagomål.docx
@@ -713,7 +713,7 @@
     <w:r>
       <w:tab/>
       <w:tab/>
-      <w:t>2026-05-02</w:t>
+      <w:t>2026-05-03</w:t>
       <w:br/>
       <w:br/>
     </w:r>

--- a/klagomål/A 59633-2025 FSC-klagomål.docx
+++ b/klagomål/A 59633-2025 FSC-klagomål.docx
@@ -713,7 +713,7 @@
     <w:r>
       <w:tab/>
       <w:tab/>
-      <w:t>2026-05-16</w:t>
+      <w:t>2026-05-17</w:t>
       <w:br/>
       <w:br/>
     </w:r>
